--- a/EG 07-enums and Strings.docx
+++ b/EG 07-enums and Strings.docx
@@ -284,6 +284,7 @@
     <w:p>
       <w:pPr>
         <w:pStyle w:val="Numberlist"/>
+        <w:spacing w:line="360" w:lineRule="auto"/>
       </w:pPr>
       <w:r>
         <w:t>Open the Game project you created before.</w:t>
@@ -292,6 +293,7 @@
     <w:p>
       <w:pPr>
         <w:pStyle w:val="Numberlist"/>
+        <w:spacing w:line="360" w:lineRule="auto"/>
       </w:pPr>
       <w:r>
         <w:t xml:space="preserve">Circle is not the only shape! You can give the Ball class a property that dictates its shape. </w:t>
@@ -315,9 +317,16 @@
     <w:p>
       <w:pPr>
         <w:pStyle w:val="Numberlist"/>
-      </w:pPr>
-      <w:r>
-        <w:t xml:space="preserve">Define a new </w:t>
+        <w:spacing w:line="360" w:lineRule="auto"/>
+      </w:pPr>
+      <w:r>
+        <w:t>Define a</w:t>
+      </w:r>
+      <w:r>
+        <w:t>n</w:t>
+      </w:r>
+      <w:r>
+        <w:t xml:space="preserve"> </w:t>
       </w:r>
       <w:r>
         <w:rPr>
@@ -344,10 +353,142 @@
         <w:t>hapeType</w:t>
       </w:r>
       <w:r>
-        <w:t xml:space="preserve"> with following values</w:t>
+        <w:t xml:space="preserve"> </w:t>
+      </w:r>
+      <w:r>
+        <w:t xml:space="preserve">outside of the </w:t>
+      </w:r>
+      <w:r>
+        <w:rPr>
+          <w:b/>
+          <w:bCs/>
+        </w:rPr>
+        <w:t>Ball</w:t>
+      </w:r>
+      <w:r>
+        <w:t xml:space="preserve"> class or in its own file</w:t>
+      </w:r>
+      <w:r>
+        <w:t xml:space="preserve"> </w:t>
+      </w:r>
+      <w:r>
+        <w:t>with following values</w:t>
       </w:r>
       <w:r>
         <w:t>:</w:t>
+      </w:r>
+    </w:p>
+    <w:p>
+      <w:pPr>
+        <w:pStyle w:val="Numberlist"/>
+        <w:numPr>
+          <w:ilvl w:val="0"/>
+          <w:numId w:val="0"/>
+        </w:numPr>
+        <w:ind w:left="2880"/>
+        <w:rPr>
+          <w:b/>
+          <w:bCs/>
+          <w:color w:val="1F4E79"/>
+        </w:rPr>
+      </w:pPr>
+      <w:r>
+        <w:rPr>
+          <w:b/>
+          <w:bCs/>
+          <w:color w:val="1F4E79"/>
+        </w:rPr>
+        <w:t>Rectangle</w:t>
+      </w:r>
+    </w:p>
+    <w:p>
+      <w:pPr>
+        <w:pStyle w:val="Numberlist"/>
+        <w:numPr>
+          <w:ilvl w:val="0"/>
+          <w:numId w:val="0"/>
+        </w:numPr>
+        <w:ind w:left="2880"/>
+        <w:rPr>
+          <w:b/>
+          <w:bCs/>
+          <w:color w:val="1F4E79"/>
+        </w:rPr>
+      </w:pPr>
+      <w:r>
+        <w:rPr>
+          <w:b/>
+          <w:bCs/>
+          <w:color w:val="1F4E79"/>
+        </w:rPr>
+        <w:t>ThreeDRectangle</w:t>
+      </w:r>
+    </w:p>
+    <w:p>
+      <w:pPr>
+        <w:pStyle w:val="Numberlist"/>
+        <w:numPr>
+          <w:ilvl w:val="0"/>
+          <w:numId w:val="0"/>
+        </w:numPr>
+        <w:ind w:left="2880"/>
+        <w:rPr>
+          <w:b/>
+          <w:bCs/>
+          <w:color w:val="1F4E79"/>
+        </w:rPr>
+      </w:pPr>
+      <w:r>
+        <w:rPr>
+          <w:b/>
+          <w:bCs/>
+          <w:color w:val="1F4E79"/>
+        </w:rPr>
+        <w:t>RoundRectangle</w:t>
+      </w:r>
+    </w:p>
+    <w:p>
+      <w:pPr>
+        <w:pStyle w:val="Numberlist"/>
+        <w:numPr>
+          <w:ilvl w:val="0"/>
+          <w:numId w:val="0"/>
+        </w:numPr>
+        <w:ind w:left="2880"/>
+        <w:rPr>
+          <w:b/>
+          <w:bCs/>
+          <w:color w:val="1F4E79"/>
+        </w:rPr>
+      </w:pPr>
+      <w:r>
+        <w:rPr>
+          <w:b/>
+          <w:bCs/>
+          <w:color w:val="1F4E79"/>
+        </w:rPr>
+        <w:t>Oval</w:t>
+      </w:r>
+    </w:p>
+    <w:p>
+      <w:pPr>
+        <w:pStyle w:val="Numberlist"/>
+        <w:numPr>
+          <w:ilvl w:val="0"/>
+          <w:numId w:val="0"/>
+        </w:numPr>
+        <w:ind w:left="2880"/>
+        <w:rPr>
+          <w:color w:val="1F4E79"/>
+        </w:rPr>
+      </w:pPr>
+      <w:r>
+        <w:rPr>
+          <w:b/>
+          <w:bCs/>
+          <w:color w:val="1F4E79"/>
+        </w:rPr>
+        <w:t>Arc</w:t>
       </w:r>
     </w:p>
     <w:p>
@@ -358,188 +499,78 @@
           <w:numId w:val="0"/>
         </w:numPr>
         <w:ind w:left="851"/>
+      </w:pPr>
+    </w:p>
+    <w:p>
+      <w:pPr>
+        <w:pStyle w:val="Numberlist"/>
+      </w:pPr>
+      <w:r>
+        <w:t xml:space="preserve">The name </w:t>
+      </w:r>
+      <w:r>
+        <w:t>‘</w:t>
+      </w:r>
+      <w:r>
         <w:rPr>
           <w:b/>
           <w:bCs/>
-          <w:color w:val="1F4E79"/>
-        </w:rPr>
-      </w:pPr>
+        </w:rPr>
+        <w:t>Ball</w:t>
+      </w:r>
       <w:r>
         <w:rPr>
           <w:b/>
           <w:bCs/>
-          <w:color w:val="1F4E79"/>
-        </w:rPr>
-        <w:t>Rectangle</w:t>
+        </w:rPr>
+        <w:t>’</w:t>
+      </w:r>
+      <w:r>
+        <w:t xml:space="preserve"> might not be the most suitable choice for your project. It's a good idea to rename it to </w:t>
+      </w:r>
+      <w:r>
+        <w:t>‘</w:t>
+      </w:r>
+      <w:r>
+        <w:rPr>
+          <w:b/>
+          <w:bCs/>
+        </w:rPr>
+        <w:t>Shape</w:t>
+      </w:r>
+      <w:r>
+        <w:t>’</w:t>
+      </w:r>
+      <w:r>
+        <w:t xml:space="preserve"> to better reflect its purpose.</w:t>
       </w:r>
     </w:p>
     <w:p>
       <w:pPr>
-        <w:pStyle w:val="Numberlist"/>
-        <w:numPr>
-          <w:ilvl w:val="0"/>
-          <w:numId w:val="0"/>
-        </w:numPr>
-        <w:ind w:left="851"/>
+        <w:pStyle w:val="Letterlist"/>
+        <w:spacing w:line="360" w:lineRule="auto"/>
+      </w:pPr>
+      <w:r>
+        <w:t xml:space="preserve">To rename the class, open the Ball class in your editor. Right-click on the word Ball, then select the </w:t>
+      </w:r>
+      <w:r>
         <w:rPr>
           <w:b/>
           <w:bCs/>
-          <w:color w:val="1F4E79"/>
-        </w:rPr>
-      </w:pPr>
-      <w:r>
-        <w:rPr>
-          <w:b/>
-          <w:bCs/>
-          <w:color w:val="1F4E79"/>
-        </w:rPr>
-        <w:t>ThreeDRectangle</w:t>
+        </w:rPr>
+        <w:t>Refactor -&gt; Rename</w:t>
+      </w:r>
+      <w:r>
+        <w:t xml:space="preserve"> option from the context menu. This will ensure that the editor automatically updates all occurrences of Ball throughout the project, saving you time and reducing the risk of errors.</w:t>
+      </w:r>
+      <w:r>
+        <w:br/>
       </w:r>
     </w:p>
     <w:p>
       <w:pPr>
-        <w:pStyle w:val="Numberlist"/>
-        <w:numPr>
-          <w:ilvl w:val="0"/>
-          <w:numId w:val="0"/>
-        </w:numPr>
-        <w:ind w:left="851"/>
-        <w:rPr>
-          <w:b/>
-          <w:bCs/>
-          <w:color w:val="1F4E79"/>
-        </w:rPr>
-      </w:pPr>
-      <w:r>
-        <w:rPr>
-          <w:b/>
-          <w:bCs/>
-          <w:color w:val="1F4E79"/>
-        </w:rPr>
-        <w:t>RoundRectangle</w:t>
-      </w:r>
-    </w:p>
-    <w:p>
-      <w:pPr>
-        <w:pStyle w:val="Numberlist"/>
-        <w:numPr>
-          <w:ilvl w:val="0"/>
-          <w:numId w:val="0"/>
-        </w:numPr>
-        <w:ind w:left="851"/>
-        <w:rPr>
-          <w:b/>
-          <w:bCs/>
-          <w:color w:val="1F4E79"/>
-        </w:rPr>
-      </w:pPr>
-      <w:r>
-        <w:rPr>
-          <w:b/>
-          <w:bCs/>
-          <w:color w:val="1F4E79"/>
-        </w:rPr>
-        <w:t>Oval</w:t>
-      </w:r>
-    </w:p>
-    <w:p>
-      <w:pPr>
-        <w:pStyle w:val="Numberlist"/>
-        <w:numPr>
-          <w:ilvl w:val="0"/>
-          <w:numId w:val="0"/>
-        </w:numPr>
-        <w:ind w:left="851"/>
-        <w:rPr>
-          <w:color w:val="1F4E79"/>
-        </w:rPr>
-      </w:pPr>
-      <w:r>
-        <w:rPr>
-          <w:b/>
-          <w:bCs/>
-          <w:color w:val="1F4E79"/>
-        </w:rPr>
-        <w:t>Arc</w:t>
-      </w:r>
-    </w:p>
-    <w:p>
-      <w:pPr>
-        <w:pStyle w:val="Numberlist"/>
-        <w:numPr>
-          <w:ilvl w:val="0"/>
-          <w:numId w:val="0"/>
-        </w:numPr>
-        <w:ind w:left="851"/>
-      </w:pPr>
-      <w:r>
-        <w:t xml:space="preserve">Please create this </w:t>
-      </w:r>
-      <w:r>
-        <w:rPr>
-          <w:b/>
-          <w:bCs/>
-          <w:i/>
-        </w:rPr>
-        <w:t>enum</w:t>
-      </w:r>
-      <w:r>
-        <w:t xml:space="preserve"> outside of the </w:t>
-      </w:r>
-      <w:r>
-        <w:rPr>
-          <w:b/>
-          <w:bCs/>
-        </w:rPr>
-        <w:t>Ball</w:t>
-      </w:r>
-      <w:r>
-        <w:t xml:space="preserve"> class or in its own file.</w:t>
-      </w:r>
-    </w:p>
-    <w:p>
-      <w:pPr>
-        <w:pStyle w:val="Numberlist"/>
-      </w:pPr>
-      <w:r>
-        <w:t xml:space="preserve">The name </w:t>
-      </w:r>
-      <w:r>
-        <w:t>‘</w:t>
-      </w:r>
-      <w:r>
-        <w:t>Ball</w:t>
-      </w:r>
-      <w:r>
-        <w:t>’</w:t>
-      </w:r>
-      <w:r>
-        <w:t xml:space="preserve"> might not be the most suitable choice for your project. It's a good idea to rename it to </w:t>
-      </w:r>
-      <w:r>
-        <w:t>‘</w:t>
-      </w:r>
-      <w:r>
-        <w:t>Shape</w:t>
-      </w:r>
-      <w:r>
-        <w:t>’</w:t>
-      </w:r>
-      <w:r>
-        <w:t xml:space="preserve"> to better reflect its purpose.</w:t>
-      </w:r>
-    </w:p>
-    <w:p>
-      <w:pPr>
         <w:pStyle w:val="Letterlist"/>
-      </w:pPr>
-      <w:r>
-        <w:t>To rename the class, open the Ball class in your editor. Right-click on the word Ball, then select the Refactor -&gt; Rename option from the context menu. This will ensure that the editor automatically updates all occurrences of Ball throughout the project, saving you time and reducing the risk of errors.</w:t>
-      </w:r>
-    </w:p>
-    <w:p>
-      <w:pPr>
-        <w:pStyle w:val="Letterlist"/>
+        <w:spacing w:line="360" w:lineRule="auto"/>
       </w:pPr>
       <w:r>
         <w:t xml:space="preserve">You may also rename any variable called </w:t>
@@ -634,6 +665,7 @@
     <w:p>
       <w:pPr>
         <w:pStyle w:val="Numberlist"/>
+        <w:spacing w:line="360" w:lineRule="auto"/>
       </w:pPr>
       <w:r>
         <w:t xml:space="preserve">Define a new private field (in the Shape class) called </w:t>
@@ -702,9 +734,9 @@
     <w:p>
       <w:pPr>
         <w:pStyle w:val="Numberlist"/>
-      </w:pPr>
-      <w:r>
-        <w:lastRenderedPageBreak/>
+        <w:spacing w:line="360" w:lineRule="auto"/>
+      </w:pPr>
+      <w:r>
         <w:t xml:space="preserve">Create a getter for this field called </w:t>
       </w:r>
       <w:r>
@@ -721,6 +753,7 @@
     <w:p>
       <w:pPr>
         <w:pStyle w:val="Numberlist"/>
+        <w:spacing w:line="360" w:lineRule="auto"/>
       </w:pPr>
       <w:r>
         <w:t xml:space="preserve">Set this value inside the constructor. </w:t>
@@ -743,6 +776,7 @@
     <w:p>
       <w:pPr>
         <w:pStyle w:val="Numberlist"/>
+        <w:spacing w:line="360" w:lineRule="auto"/>
       </w:pPr>
       <w:r>
         <w:t xml:space="preserve">Back in the </w:t>
@@ -784,6 +818,7 @@
           <w:ilvl w:val="0"/>
           <w:numId w:val="0"/>
         </w:numPr>
+        <w:spacing w:line="360" w:lineRule="auto"/>
         <w:ind w:left="567"/>
       </w:pPr>
       <w:r>
@@ -832,6 +867,7 @@
           <w:ilvl w:val="0"/>
           <w:numId w:val="0"/>
         </w:numPr>
+        <w:spacing w:line="360" w:lineRule="auto"/>
         <w:ind w:left="851"/>
       </w:pPr>
       <w:r>
@@ -854,6 +890,7 @@
     <w:p>
       <w:pPr>
         <w:pStyle w:val="Numberlist"/>
+        <w:spacing w:line="360" w:lineRule="auto"/>
       </w:pPr>
       <w:r>
         <w:t>Run your application to see different shapes bouncing about</w:t>
@@ -865,6 +902,7 @@
     <w:p>
       <w:pPr>
         <w:pStyle w:val="Numberlist"/>
+        <w:spacing w:line="360" w:lineRule="auto"/>
       </w:pPr>
       <w:r>
         <w:t xml:space="preserve">You can also change the colour of your shapes by creating a new field of type </w:t>
@@ -916,9 +954,6 @@
         <w:br/>
       </w:r>
       <w:r>
-        <w:br/>
-      </w:r>
-      <w:r>
         <w:rPr>
           <w:b/>
           <w:color w:val="C00000"/>
@@ -969,14 +1004,27 @@
     <w:p>
       <w:pPr>
         <w:pStyle w:val="Numberlist"/>
-      </w:pPr>
-      <w:r>
-        <w:t>Test your application to make sure your code works.</w:t>
-      </w:r>
+        <w:numPr>
+          <w:ilvl w:val="0"/>
+          <w:numId w:val="0"/>
+        </w:numPr>
+        <w:spacing w:line="360" w:lineRule="auto"/>
+        <w:ind w:left="851"/>
+      </w:pPr>
     </w:p>
     <w:p>
       <w:pPr>
         <w:pStyle w:val="Numberlist"/>
+        <w:spacing w:line="360" w:lineRule="auto"/>
+      </w:pPr>
+      <w:r>
+        <w:t>Test your application to make sure your code works.</w:t>
+      </w:r>
+    </w:p>
+    <w:p>
+      <w:pPr>
+        <w:pStyle w:val="Numberlist"/>
+        <w:spacing w:line="360" w:lineRule="auto"/>
       </w:pPr>
       <w:r>
         <w:rPr>
@@ -1000,37 +1048,168 @@
     </w:p>
     <w:p>
       <w:pPr>
-        <w:pStyle w:val="ListParagraph"/>
+        <w:pStyle w:val="Heading2"/>
+      </w:pPr>
+      <w:r>
+        <w:lastRenderedPageBreak/>
+        <w:t xml:space="preserve">Part 2 </w:t>
+      </w:r>
+      <w:r>
+        <w:t>–</w:t>
+      </w:r>
+      <w:r>
+        <w:t xml:space="preserve"> Using String </w:t>
+      </w:r>
+    </w:p>
+    <w:p>
+      <w:pPr>
+        <w:pStyle w:val="Numberlist"/>
         <w:keepNext/>
         <w:keepLines/>
-        <w:ind w:firstLine="0"/>
-      </w:pPr>
+        <w:numPr>
+          <w:ilvl w:val="0"/>
+          <w:numId w:val="30"/>
+        </w:numPr>
+        <w:spacing w:line="360" w:lineRule="auto"/>
+      </w:pPr>
+      <w:r>
+        <w:t xml:space="preserve">Expand </w:t>
+      </w:r>
+      <w:r>
+        <w:rPr>
+          <w:rFonts w:ascii="Lucida Console" w:eastAsia="Lucida Console" w:hAnsi="Lucida Console" w:cs="Lucida Console"/>
+        </w:rPr>
+        <w:t>main()</w:t>
+      </w:r>
       <w:r>
         <w:t xml:space="preserve"> </w:t>
       </w:r>
       <w:r>
-        <w:tab/>
-      </w:r>
-      <w:r>
-        <w:rPr>
-          <w:b/>
-          <w:color w:val="005AAB"/>
-        </w:rPr>
-        <w:t xml:space="preserve"> </w:t>
+        <w:t xml:space="preserve">and </w:t>
+      </w:r>
+      <w:r>
+        <w:t xml:space="preserve">declare a </w:t>
+      </w:r>
+      <w:r>
+        <w:rPr>
+          <w:rFonts w:ascii="Lucida Console" w:eastAsia="Lucida Console" w:hAnsi="Lucida Console" w:cs="Lucida Console"/>
+        </w:rPr>
+        <w:t>String</w:t>
+      </w:r>
+      <w:r>
+        <w:t xml:space="preserve"> called </w:t>
+      </w:r>
+      <w:r>
+        <w:t xml:space="preserve">a </w:t>
+      </w:r>
+      <w:r>
+        <w:t xml:space="preserve">name whose value is any first name of any length greater than </w:t>
+      </w:r>
+      <w:r>
+        <w:t>three</w:t>
+      </w:r>
+      <w:r>
+        <w:t xml:space="preserve"> characters. </w:t>
       </w:r>
     </w:p>
     <w:p>
       <w:pPr>
-        <w:pStyle w:val="Heading2"/>
-      </w:pPr>
-      <w:r>
-        <w:t xml:space="preserve">Part 2 </w:t>
-      </w:r>
-      <w:r>
-        <w:t>–</w:t>
-      </w:r>
-      <w:r>
-        <w:t xml:space="preserve"> Using String </w:t>
+        <w:pStyle w:val="Numberlist"/>
+        <w:keepNext/>
+        <w:keepLines/>
+        <w:numPr>
+          <w:ilvl w:val="0"/>
+          <w:numId w:val="30"/>
+        </w:numPr>
+        <w:spacing w:line="360" w:lineRule="auto"/>
+      </w:pPr>
+      <w:r>
+        <w:t xml:space="preserve">Display its </w:t>
+      </w:r>
+      <w:r>
+        <w:t>third</w:t>
+      </w:r>
+      <w:r>
+        <w:t xml:space="preserve"> character using </w:t>
+      </w:r>
+      <w:r>
+        <w:rPr>
+          <w:rFonts w:ascii="Lucida Console" w:eastAsia="Lucida Console" w:hAnsi="Lucida Console" w:cs="Lucida Console"/>
+          <w:b/>
+          <w:bCs/>
+        </w:rPr>
+        <w:t>charAt</w:t>
+      </w:r>
+      <w:r>
+        <w:rPr>
+          <w:rFonts w:ascii="Lucida Console" w:eastAsia="Lucida Console" w:hAnsi="Lucida Console" w:cs="Lucida Console"/>
+        </w:rPr>
+        <w:t>()</w:t>
+      </w:r>
+      <w:r>
+        <w:t xml:space="preserve"> (can also be done with substring)</w:t>
+      </w:r>
+      <w:r>
+        <w:t>.</w:t>
+      </w:r>
+      <w:r>
+        <w:t xml:space="preserve">  </w:t>
+      </w:r>
+    </w:p>
+    <w:p>
+      <w:pPr>
+        <w:pStyle w:val="Numberlist"/>
+        <w:keepNext/>
+        <w:keepLines/>
+        <w:numPr>
+          <w:ilvl w:val="0"/>
+          <w:numId w:val="30"/>
+        </w:numPr>
+        <w:spacing w:line="360" w:lineRule="auto"/>
+      </w:pPr>
+      <w:r>
+        <w:t>Display it converted to lowercase and to uppercase.</w:t>
+      </w:r>
+    </w:p>
+    <w:p>
+      <w:pPr>
+        <w:pStyle w:val="Numberlist"/>
+        <w:keepNext/>
+        <w:keepLines/>
+        <w:numPr>
+          <w:ilvl w:val="0"/>
+          <w:numId w:val="30"/>
+        </w:numPr>
+        <w:spacing w:line="360" w:lineRule="auto"/>
+      </w:pPr>
+      <w:r>
+        <w:t xml:space="preserve">Use an enhanced </w:t>
+      </w:r>
+      <w:r>
+        <w:rPr>
+          <w:rFonts w:ascii="Lucida Console" w:eastAsia="Lucida Console" w:hAnsi="Lucida Console" w:cs="Lucida Console"/>
+        </w:rPr>
+        <w:t>for</w:t>
+      </w:r>
+      <w:r>
+        <w:t xml:space="preserve"> loop to iterate over its characters (use </w:t>
+      </w:r>
+      <w:r>
+        <w:rPr>
+          <w:rFonts w:ascii="Lucida Console" w:eastAsia="Lucida Console" w:hAnsi="Lucida Console" w:cs="Lucida Console"/>
+          <w:b/>
+          <w:bCs/>
+        </w:rPr>
+        <w:t>toCharArray</w:t>
+      </w:r>
+      <w:r>
+        <w:rPr>
+          <w:rFonts w:ascii="Lucida Console" w:eastAsia="Lucida Console" w:hAnsi="Lucida Console" w:cs="Lucida Console"/>
+        </w:rPr>
+        <w:t>()</w:t>
+      </w:r>
+      <w:r>
+        <w:t xml:space="preserve">)and display each of them tab separated. Throw a line feed after this display. </w:t>
       </w:r>
     </w:p>
     <w:p>
@@ -1040,24 +1219,21 @@
           <w:ilvl w:val="0"/>
           <w:numId w:val="30"/>
         </w:numPr>
-      </w:pPr>
-      <w:r>
-        <w:t xml:space="preserve">Expand </w:t>
+        <w:spacing w:line="360" w:lineRule="auto"/>
+      </w:pPr>
+      <w:r>
+        <w:t xml:space="preserve">Display whether it </w:t>
       </w:r>
       <w:r>
         <w:rPr>
           <w:rFonts w:ascii="Lucida Console" w:eastAsia="Lucida Console" w:hAnsi="Lucida Console" w:cs="Lucida Console"/>
-        </w:rPr>
-        <w:t>main()</w:t>
-      </w:r>
-      <w:r>
-        <w:t xml:space="preserve"> </w:t>
-      </w:r>
-      <w:r>
-        <w:t xml:space="preserve">and </w:t>
-      </w:r>
-      <w:r>
-        <w:t xml:space="preserve">declare a </w:t>
+          <w:b/>
+          <w:bCs/>
+        </w:rPr>
+        <w:t>startsWith</w:t>
+      </w:r>
+      <w:r>
+        <w:t xml:space="preserve"> a </w:t>
       </w:r>
       <w:r>
         <w:rPr>
@@ -1066,19 +1242,7 @@
         <w:t>String</w:t>
       </w:r>
       <w:r>
-        <w:t xml:space="preserve"> called </w:t>
-      </w:r>
-      <w:r>
-        <w:t xml:space="preserve">a </w:t>
-      </w:r>
-      <w:r>
-        <w:t xml:space="preserve">name whose value is any first name of any length greater than </w:t>
-      </w:r>
-      <w:r>
-        <w:t>three</w:t>
-      </w:r>
-      <w:r>
-        <w:t xml:space="preserve"> characters. </w:t>
+        <w:t xml:space="preserve"> of your choosing. </w:t>
       </w:r>
     </w:p>
     <w:p>
@@ -1088,261 +1252,122 @@
           <w:ilvl w:val="0"/>
           <w:numId w:val="30"/>
         </w:numPr>
-      </w:pPr>
-      <w:r>
-        <w:t xml:space="preserve">Display its </w:t>
-      </w:r>
-      <w:r>
-        <w:t>third</w:t>
-      </w:r>
-      <w:r>
-        <w:t xml:space="preserve"> character using </w:t>
+        <w:spacing w:line="360" w:lineRule="auto"/>
+      </w:pPr>
+      <w:r>
+        <w:t xml:space="preserve">Display whether it </w:t>
       </w:r>
       <w:r>
         <w:rPr>
           <w:rFonts w:ascii="Lucida Console" w:eastAsia="Lucida Console" w:hAnsi="Lucida Console" w:cs="Lucida Console"/>
-        </w:rPr>
-        <w:t>charAt()</w:t>
-      </w:r>
-      <w:r>
-        <w:t xml:space="preserve"> (can also be done with substring)</w:t>
-      </w:r>
-      <w:r>
-        <w:t>.</w:t>
-      </w:r>
-      <w:r>
-        <w:t xml:space="preserve">  </w:t>
+          <w:b/>
+          <w:bCs/>
+        </w:rPr>
+        <w:t>endsWith</w:t>
+      </w:r>
+      <w:r>
+        <w:t xml:space="preserve"> a </w:t>
+      </w:r>
+      <w:r>
+        <w:rPr>
+          <w:rFonts w:ascii="Lucida Console" w:eastAsia="Lucida Console" w:hAnsi="Lucida Console" w:cs="Lucida Console"/>
+        </w:rPr>
+        <w:t>String</w:t>
+      </w:r>
+      <w:r>
+        <w:t xml:space="preserve"> of your choosing. </w:t>
       </w:r>
     </w:p>
     <w:p>
       <w:pPr>
         <w:pStyle w:val="Numberlist"/>
-        <w:numPr>
-          <w:ilvl w:val="0"/>
-          <w:numId w:val="30"/>
-        </w:numPr>
-      </w:pPr>
-      <w:r>
-        <w:t>Display it converted to lowercase and to uppercase.</w:t>
+        <w:spacing w:line="360" w:lineRule="auto"/>
+      </w:pPr>
+      <w:r>
+        <w:t xml:space="preserve">Use </w:t>
+      </w:r>
+      <w:r>
+        <w:rPr>
+          <w:rFonts w:ascii="Lucida Console" w:eastAsia="Lucida Console" w:hAnsi="Lucida Console" w:cs="Lucida Console"/>
+          <w:b/>
+          <w:bCs/>
+        </w:rPr>
+        <w:t>indexOf</w:t>
+      </w:r>
+      <w:r>
+        <w:t xml:space="preserve"> to display the position in the </w:t>
+      </w:r>
+      <w:r>
+        <w:rPr>
+          <w:rFonts w:ascii="Lucida Console" w:eastAsia="Lucida Console" w:hAnsi="Lucida Console" w:cs="Lucida Console"/>
+        </w:rPr>
+        <w:t>String</w:t>
+      </w:r>
+      <w:r>
+        <w:t xml:space="preserve"> of the first occurrence of a character that you know is in the </w:t>
+      </w:r>
+      <w:r>
+        <w:rPr>
+          <w:rFonts w:ascii="Lucida Console" w:eastAsia="Lucida Console" w:hAnsi="Lucida Console" w:cs="Lucida Console"/>
+        </w:rPr>
+        <w:t>String</w:t>
+      </w:r>
+      <w:r>
+        <w:t xml:space="preserve">, and also for a character that you know is not in the </w:t>
+      </w:r>
+      <w:r>
+        <w:rPr>
+          <w:rFonts w:ascii="Lucida Console" w:eastAsia="Lucida Console" w:hAnsi="Lucida Console" w:cs="Lucida Console"/>
+        </w:rPr>
+        <w:t>String</w:t>
+      </w:r>
+      <w:r>
+        <w:t xml:space="preserve">. </w:t>
       </w:r>
     </w:p>
     <w:p>
       <w:pPr>
         <w:pStyle w:val="Numberlist"/>
-        <w:numPr>
-          <w:ilvl w:val="0"/>
-          <w:numId w:val="30"/>
-        </w:numPr>
-      </w:pPr>
-      <w:r>
-        <w:t xml:space="preserve">Use an enhanced </w:t>
+        <w:spacing w:line="360" w:lineRule="auto"/>
+      </w:pPr>
+      <w:r>
+        <w:t>Concatenate the ‘name’ with a surname of your choice to make a variable called ‘</w:t>
       </w:r>
       <w:r>
         <w:rPr>
           <w:rFonts w:ascii="Lucida Console" w:eastAsia="Lucida Console" w:hAnsi="Lucida Console" w:cs="Lucida Console"/>
         </w:rPr>
-        <w:t>for</w:t>
-      </w:r>
-      <w:r>
-        <w:t xml:space="preserve"> loop to iterate over its characters (use </w:t>
+        <w:t>fullname</w:t>
+      </w:r>
+      <w:r>
+        <w:t xml:space="preserve">’ preferably with a space in the middle, then display this </w:t>
       </w:r>
       <w:r>
         <w:rPr>
           <w:rFonts w:ascii="Lucida Console" w:eastAsia="Lucida Console" w:hAnsi="Lucida Console" w:cs="Lucida Console"/>
         </w:rPr>
-        <w:t>toCharArray()</w:t>
-      </w:r>
-      <w:r>
-        <w:t xml:space="preserve">)and display each of them tab separated. Throw a line feed after this display. </w:t>
+        <w:t>fullname</w:t>
+      </w:r>
+      <w:r>
+        <w:t xml:space="preserve">. Concatenation is ok if it is all done in one statement. </w:t>
       </w:r>
     </w:p>
     <w:p>
       <w:pPr>
-        <w:pStyle w:val="Numberlist"/>
-        <w:numPr>
-          <w:ilvl w:val="0"/>
-          <w:numId w:val="30"/>
-        </w:numPr>
-      </w:pPr>
-      <w:r>
-        <w:t xml:space="preserve">Display whether it </w:t>
-      </w:r>
-      <w:r>
-        <w:rPr>
-          <w:rFonts w:ascii="Lucida Console" w:eastAsia="Lucida Console" w:hAnsi="Lucida Console" w:cs="Lucida Console"/>
-        </w:rPr>
-        <w:t>startsWith</w:t>
-      </w:r>
-      <w:r>
-        <w:t xml:space="preserve"> a </w:t>
-      </w:r>
-      <w:r>
-        <w:rPr>
-          <w:rFonts w:ascii="Lucida Console" w:eastAsia="Lucida Console" w:hAnsi="Lucida Console" w:cs="Lucida Console"/>
-        </w:rPr>
-        <w:t>String</w:t>
-      </w:r>
-      <w:r>
-        <w:t xml:space="preserve"> of your choosing. </w:t>
-      </w:r>
+        <w:spacing w:before="0" w:after="174"/>
+        <w:ind w:left="-5"/>
+        <w:rPr>
+          <w:b/>
+          <w:color w:val="005AAB"/>
+        </w:rPr>
+      </w:pPr>
     </w:p>
     <w:p>
       <w:pPr>
-        <w:pStyle w:val="Numberlist"/>
-        <w:numPr>
-          <w:ilvl w:val="0"/>
-          <w:numId w:val="30"/>
-        </w:numPr>
-      </w:pPr>
-      <w:r>
-        <w:t xml:space="preserve">Display whether it </w:t>
-      </w:r>
-      <w:r>
-        <w:rPr>
-          <w:rFonts w:ascii="Lucida Console" w:eastAsia="Lucida Console" w:hAnsi="Lucida Console" w:cs="Lucida Console"/>
-        </w:rPr>
-        <w:t>endsWith</w:t>
-      </w:r>
-      <w:r>
-        <w:t xml:space="preserve"> a </w:t>
-      </w:r>
-      <w:r>
-        <w:rPr>
-          <w:rFonts w:ascii="Lucida Console" w:eastAsia="Lucida Console" w:hAnsi="Lucida Console" w:cs="Lucida Console"/>
-        </w:rPr>
-        <w:t>String</w:t>
-      </w:r>
-      <w:r>
-        <w:t xml:space="preserve"> of your choosing. </w:t>
-      </w:r>
-    </w:p>
-    <w:p>
-      <w:pPr>
-        <w:pStyle w:val="Numberlist"/>
-      </w:pPr>
-      <w:r>
-        <w:lastRenderedPageBreak/>
-        <w:t xml:space="preserve">Use </w:t>
-      </w:r>
-      <w:r>
-        <w:rPr>
-          <w:rFonts w:ascii="Lucida Console" w:eastAsia="Lucida Console" w:hAnsi="Lucida Console" w:cs="Lucida Console"/>
-        </w:rPr>
-        <w:t>indexOf</w:t>
-      </w:r>
-      <w:r>
-        <w:t xml:space="preserve"> to display the position in the </w:t>
-      </w:r>
-      <w:r>
-        <w:rPr>
-          <w:rFonts w:ascii="Lucida Console" w:eastAsia="Lucida Console" w:hAnsi="Lucida Console" w:cs="Lucida Console"/>
-        </w:rPr>
-        <w:t>String</w:t>
-      </w:r>
-      <w:r>
-        <w:t xml:space="preserve"> of the first occurrence of a character that you know is in the </w:t>
-      </w:r>
-      <w:r>
-        <w:rPr>
-          <w:rFonts w:ascii="Lucida Console" w:eastAsia="Lucida Console" w:hAnsi="Lucida Console" w:cs="Lucida Console"/>
-        </w:rPr>
-        <w:t>String</w:t>
-      </w:r>
-      <w:r>
-        <w:t xml:space="preserve">, and also for a character that you know is not in the </w:t>
-      </w:r>
-      <w:r>
-        <w:rPr>
-          <w:rFonts w:ascii="Lucida Console" w:eastAsia="Lucida Console" w:hAnsi="Lucida Console" w:cs="Lucida Console"/>
-        </w:rPr>
-        <w:t>String</w:t>
-      </w:r>
-      <w:r>
-        <w:t xml:space="preserve">. </w:t>
-      </w:r>
-    </w:p>
-    <w:p>
-      <w:pPr>
-        <w:pStyle w:val="Numberlist"/>
-      </w:pPr>
-      <w:r>
-        <w:t>Concatenate the ‘name’ with a surname of your choice to make a variable called ‘</w:t>
-      </w:r>
-      <w:r>
-        <w:rPr>
-          <w:rFonts w:ascii="Lucida Console" w:eastAsia="Lucida Console" w:hAnsi="Lucida Console" w:cs="Lucida Console"/>
-        </w:rPr>
-        <w:t>fullname</w:t>
-      </w:r>
-      <w:r>
-        <w:t xml:space="preserve">’ preferably with a space in the middle, then display this </w:t>
-      </w:r>
-      <w:r>
-        <w:rPr>
-          <w:rFonts w:ascii="Lucida Console" w:eastAsia="Lucida Console" w:hAnsi="Lucida Console" w:cs="Lucida Console"/>
-        </w:rPr>
-        <w:t>fullname</w:t>
-      </w:r>
-      <w:r>
-        <w:t xml:space="preserve">. Concatenation is ok if it is all done in one statement. </w:t>
-      </w:r>
-    </w:p>
-    <w:p>
-      <w:pPr>
-        <w:spacing w:before="0" w:after="174"/>
-        <w:ind w:left="-5"/>
-        <w:rPr>
-          <w:b/>
-          <w:color w:val="005AAB"/>
-        </w:rPr>
-      </w:pPr>
-    </w:p>
-    <w:p>
-      <w:pPr>
         <w:pStyle w:val="Heading2"/>
       </w:pPr>
       <w:r>
         <w:t xml:space="preserve">Part 3 - Using StringBuilder </w:t>
-      </w:r>
-    </w:p>
-    <w:p>
-      <w:pPr>
-        <w:pStyle w:val="Numberlist"/>
-        <w:numPr>
-          <w:ilvl w:val="0"/>
-          <w:numId w:val="31"/>
-        </w:numPr>
-      </w:pPr>
-      <w:r>
-        <w:t xml:space="preserve">Back in main(), create a </w:t>
-      </w:r>
-      <w:r>
-        <w:rPr>
-          <w:rFonts w:ascii="Lucida Console" w:eastAsia="Lucida Console" w:hAnsi="Lucida Console" w:cs="Lucida Console"/>
-          <w:b/>
-        </w:rPr>
-        <w:t>StringBuilder</w:t>
-      </w:r>
-      <w:r>
-        <w:t xml:space="preserve"> object called ’</w:t>
-      </w:r>
-      <w:r>
-        <w:rPr>
-          <w:b/>
-        </w:rPr>
-        <w:t>sb</w:t>
-      </w:r>
-      <w:r>
-        <w:t xml:space="preserve">’. Use the constructor that allows you to initialise the object to contain the </w:t>
-      </w:r>
-      <w:r>
-        <w:rPr>
-          <w:rFonts w:ascii="Lucida Console" w:eastAsia="Lucida Console" w:hAnsi="Lucida Console" w:cs="Lucida Console"/>
-        </w:rPr>
-        <w:t>String</w:t>
-      </w:r>
-      <w:r>
-        <w:t xml:space="preserve">  </w:t>
       </w:r>
     </w:p>
     <w:p>
@@ -1352,13 +1377,52 @@
           <w:ilvl w:val="0"/>
           <w:numId w:val="0"/>
         </w:numPr>
+        <w:spacing w:line="360" w:lineRule="auto"/>
         <w:ind w:left="851"/>
       </w:pPr>
       <w:r>
+        <w:t xml:space="preserve">Back in main(), create a </w:t>
+      </w:r>
+      <w:r>
+        <w:rPr>
+          <w:rFonts w:ascii="Lucida Console" w:eastAsia="Lucida Console" w:hAnsi="Lucida Console" w:cs="Lucida Console"/>
+          <w:b/>
+        </w:rPr>
+        <w:t>StringBuilder</w:t>
+      </w:r>
+      <w:r>
+        <w:t xml:space="preserve"> object called ’</w:t>
+      </w:r>
+      <w:r>
+        <w:rPr>
+          <w:b/>
+        </w:rPr>
+        <w:t>sb</w:t>
+      </w:r>
+      <w:r>
+        <w:t xml:space="preserve">’. Use the constructor that allows you to initialise the object to contain the </w:t>
+      </w:r>
+      <w:r>
+        <w:rPr>
+          <w:rFonts w:ascii="Lucida Console" w:eastAsia="Lucida Console" w:hAnsi="Lucida Console" w:cs="Lucida Console"/>
+        </w:rPr>
+        <w:t>String</w:t>
+      </w:r>
+      <w:r>
+        <w:t xml:space="preserve">  </w:t>
+      </w:r>
+      <w:r>
         <w:t>‘</w:t>
       </w:r>
       <w:r>
-        <w:t>Bruce Springsteen&lt;space&gt;</w:t>
+        <w:rPr>
+          <w:b/>
+          <w:bCs/>
+        </w:rPr>
+        <w:t>Bruce Springsteen</w:t>
+      </w:r>
+      <w:r>
+        <w:t>&lt;space&gt;</w:t>
       </w:r>
       <w:r>
         <w:t>’</w:t>
@@ -1370,7 +1434,13 @@
         <w:br/>
       </w:r>
       <w:r>
-        <w:t>(You can use the name of your favorite artist instead!)</w:t>
+        <w:t xml:space="preserve">(You can use the name of your </w:t>
+      </w:r>
+      <w:r>
+        <w:t>favourite</w:t>
+      </w:r>
+      <w:r>
+        <w:t xml:space="preserve"> artist instead!)</w:t>
       </w:r>
       <w:r>
         <w:t xml:space="preserve"> </w:t>
@@ -1379,6 +1449,7 @@
     <w:p>
       <w:pPr>
         <w:pStyle w:val="Numberlist"/>
+        <w:spacing w:line="360" w:lineRule="auto"/>
       </w:pPr>
       <w:r>
         <w:t xml:space="preserve">Now use the </w:t>
@@ -1386,11 +1457,22 @@
       <w:r>
         <w:rPr>
           <w:rFonts w:ascii="Lucida Console" w:eastAsia="Lucida Console" w:hAnsi="Lucida Console" w:cs="Lucida Console"/>
-        </w:rPr>
-        <w:t>append()</w:t>
-      </w:r>
-      <w:r>
-        <w:t xml:space="preserve"> instance method of </w:t>
+          <w:b/>
+          <w:bCs/>
+        </w:rPr>
+        <w:t>append</w:t>
+      </w:r>
+      <w:r>
+        <w:rPr>
+          <w:rFonts w:ascii="Lucida Console" w:eastAsia="Lucida Console" w:hAnsi="Lucida Console" w:cs="Lucida Console"/>
+        </w:rPr>
+        <w:t>()</w:t>
+      </w:r>
+      <w:r>
+        <w:t xml:space="preserve"> </w:t>
+      </w:r>
+      <w:r>
+        <w:t xml:space="preserve">method of </w:t>
       </w:r>
       <w:r>
         <w:rPr>
@@ -1403,9 +1485,16 @@
         <w:t xml:space="preserve"> to append exactly the text </w:t>
       </w:r>
       <w:r>
+        <w:br/>
+      </w:r>
+      <w:r>
         <w:t>‘</w:t>
       </w:r>
       <w:r>
+        <w:rPr>
+          <w:b/>
+          <w:bCs/>
+        </w:rPr>
         <w:t>is the artist ever</w:t>
       </w:r>
       <w:r>
@@ -1418,6 +1507,7 @@
     <w:p>
       <w:pPr>
         <w:pStyle w:val="Numberlist"/>
+        <w:spacing w:line="360" w:lineRule="auto"/>
       </w:pPr>
       <w:r>
         <w:t xml:space="preserve">Use the </w:t>
@@ -1457,6 +1547,7 @@
           <w:ilvl w:val="0"/>
           <w:numId w:val="0"/>
         </w:numPr>
+        <w:spacing w:line="360" w:lineRule="auto"/>
         <w:ind w:left="851"/>
       </w:pPr>
       <w:r>
@@ -1466,6 +1557,7 @@
     <w:p>
       <w:pPr>
         <w:pStyle w:val="Numberlist"/>
+        <w:spacing w:line="360" w:lineRule="auto"/>
       </w:pPr>
       <w:r>
         <w:t xml:space="preserve">Now we would like you to </w:t>
@@ -1473,8 +1565,16 @@
       <w:r>
         <w:rPr>
           <w:rFonts w:ascii="Lucida Console" w:eastAsia="Lucida Console" w:hAnsi="Lucida Console" w:cs="Lucida Console"/>
-        </w:rPr>
-        <w:t>insert()</w:t>
+          <w:b/>
+          <w:bCs/>
+        </w:rPr>
+        <w:t>insert</w:t>
+      </w:r>
+      <w:r>
+        <w:rPr>
+          <w:rFonts w:ascii="Lucida Console" w:eastAsia="Lucida Console" w:hAnsi="Lucida Console" w:cs="Lucida Console"/>
+        </w:rPr>
+        <w:t>()</w:t>
       </w:r>
       <w:r>
         <w:t xml:space="preserve"> an adjective in front of the word </w:t>
@@ -1483,6 +1583,10 @@
         <w:t>‘</w:t>
       </w:r>
       <w:r>
+        <w:rPr>
+          <w:b/>
+          <w:bCs/>
+        </w:rPr>
         <w:t>artist</w:t>
       </w:r>
       <w:r>
@@ -1495,6 +1599,10 @@
         <w:t>‘</w:t>
       </w:r>
       <w:r>
+        <w:rPr>
+          <w:b/>
+          <w:bCs/>
+        </w:rPr>
         <w:t>greatest</w:t>
       </w:r>
       <w:r>
@@ -1513,6 +1621,7 @@
     <w:p>
       <w:pPr>
         <w:pStyle w:val="Numberlist"/>
+        <w:spacing w:line="360" w:lineRule="auto"/>
       </w:pPr>
       <w:r>
         <w:t xml:space="preserve">Now use the </w:t>
@@ -1520,8 +1629,16 @@
       <w:r>
         <w:rPr>
           <w:rFonts w:ascii="Lucida Console" w:eastAsia="Lucida Console" w:hAnsi="Lucida Console" w:cs="Lucida Console"/>
-        </w:rPr>
-        <w:t>replace()</w:t>
+          <w:b/>
+          <w:bCs/>
+        </w:rPr>
+        <w:t>replace</w:t>
+      </w:r>
+      <w:r>
+        <w:rPr>
+          <w:rFonts w:ascii="Lucida Console" w:eastAsia="Lucida Console" w:hAnsi="Lucida Console" w:cs="Lucida Console"/>
+        </w:rPr>
+        <w:t>()</w:t>
       </w:r>
       <w:r>
         <w:t xml:space="preserve"> method of </w:t>
@@ -1529,6 +1646,8 @@
       <w:r>
         <w:rPr>
           <w:rFonts w:ascii="Lucida Console" w:eastAsia="Lucida Console" w:hAnsi="Lucida Console" w:cs="Lucida Console"/>
+          <w:b/>
+          <w:bCs/>
         </w:rPr>
         <w:t>StringBuilder</w:t>
       </w:r>
@@ -1543,12 +1662,17 @@
           <w:ilvl w:val="0"/>
           <w:numId w:val="0"/>
         </w:numPr>
+        <w:spacing w:line="360" w:lineRule="auto"/>
         <w:ind w:left="851"/>
       </w:pPr>
       <w:r>
         <w:t>‘</w:t>
       </w:r>
       <w:r>
+        <w:rPr>
+          <w:b/>
+          <w:bCs/>
+        </w:rPr>
         <w:t>artist</w:t>
       </w:r>
       <w:r>
@@ -1567,6 +1691,10 @@
         <w:t>‘</w:t>
       </w:r>
       <w:r>
+        <w:rPr>
+          <w:b/>
+          <w:bCs/>
+        </w:rPr>
         <w:t>rock singer</w:t>
       </w:r>
       <w:r>
@@ -1587,14 +1715,6 @@
     <w:p>
       <w:r>
         <w:t>** End **</w:t>
-      </w:r>
-    </w:p>
-    <w:p>
-      <w:pPr>
-        <w:spacing w:before="0" w:after="160" w:line="259" w:lineRule="auto"/>
-      </w:pPr>
-      <w:r>
-        <w:br w:type="page"/>
       </w:r>
     </w:p>
     <w:p>
@@ -7153,12 +7273,6 @@
 </file>
 
 <file path=customXml/item1.xml><?xml version="1.0" encoding="utf-8"?>
-<p:properties xmlns:p="http://schemas.microsoft.com/office/2006/metadata/properties" xmlns:xsi="http://www.w3.org/2001/XMLSchema-instance" xmlns:pc="http://schemas.microsoft.com/office/infopath/2007/PartnerControls">
-  <documentManagement/>
-</p:properties>
-</file>
-
-<file path=customXml/item2.xml><?xml version="1.0" encoding="utf-8"?>
 <?mso-contentType ?>
 <FormTemplates xmlns="http://schemas.microsoft.com/sharepoint/v3/contenttype/forms">
   <Display>DocumentLibraryForm</Display>
@@ -7167,7 +7281,17 @@
 </FormTemplates>
 </file>
 
+<file path=customXml/item2.xml><?xml version="1.0" encoding="utf-8"?>
+<p:properties xmlns:p="http://schemas.microsoft.com/office/2006/metadata/properties" xmlns:xsi="http://www.w3.org/2001/XMLSchema-instance" xmlns:pc="http://schemas.microsoft.com/office/infopath/2007/PartnerControls">
+  <documentManagement/>
+</p:properties>
+</file>
+
 <file path=customXml/item3.xml><?xml version="1.0" encoding="utf-8"?>
+<b:Sources xmlns:b="http://schemas.openxmlformats.org/officeDocument/2006/bibliography" xmlns="http://schemas.openxmlformats.org/officeDocument/2006/bibliography" SelectedStyle="\APASixthEditionOfficeOnline.xsl" StyleName="APA" Version="6"/>
+</file>
+
+<file path=customXml/item4.xml><?xml version="1.0" encoding="utf-8"?>
 <ct:contentTypeSchema xmlns:ct="http://schemas.microsoft.com/office/2006/metadata/contentType" xmlns:ma="http://schemas.microsoft.com/office/2006/metadata/properties/metaAttributes" ct:_="" ma:_="" ma:contentTypeName="Document" ma:contentTypeID="0x010100074FAAA7972F9643A241C47A4640F77B" ma:contentTypeVersion="4" ma:contentTypeDescription="Create a new document." ma:contentTypeScope="" ma:versionID="beb1a33ce099b8336a535a8070a49028">
   <xsd:schema xmlns:xsd="http://www.w3.org/2001/XMLSchema" xmlns:xs="http://www.w3.org/2001/XMLSchema" xmlns:p="http://schemas.microsoft.com/office/2006/metadata/properties" xmlns:ns2="e3bcef54-3dd5-4c54-ac74-22a6c715abc5" targetNamespace="http://schemas.microsoft.com/office/2006/metadata/properties" ma:root="true" ma:fieldsID="39dc725c7e5b7c9c602767014e9452a2" ns2:_="">
     <xsd:import namespace="e3bcef54-3dd5-4c54-ac74-22a6c715abc5"/>
@@ -7311,11 +7435,15 @@
 </ct:contentTypeSchema>
 </file>
 
-<file path=customXml/item4.xml><?xml version="1.0" encoding="utf-8"?>
-<b:Sources xmlns:b="http://schemas.openxmlformats.org/officeDocument/2006/bibliography" xmlns="http://schemas.openxmlformats.org/officeDocument/2006/bibliography" SelectedStyle="\APASixthEditionOfficeOnline.xsl" StyleName="APA" Version="6"/>
+<file path=customXml/itemProps1.xml><?xml version="1.0" encoding="utf-8"?>
+<ds:datastoreItem xmlns:ds="http://schemas.openxmlformats.org/officeDocument/2006/customXml" ds:itemID="{1EF956C6-2A7C-438B-ACF2-9A85252697A5}">
+  <ds:schemaRefs>
+    <ds:schemaRef ds:uri="http://schemas.microsoft.com/sharepoint/v3/contenttype/forms"/>
+  </ds:schemaRefs>
+</ds:datastoreItem>
 </file>
 
-<file path=customXml/itemProps1.xml><?xml version="1.0" encoding="utf-8"?>
+<file path=customXml/itemProps2.xml><?xml version="1.0" encoding="utf-8"?>
 <ds:datastoreItem xmlns:ds="http://schemas.openxmlformats.org/officeDocument/2006/customXml" ds:itemID="{6367B603-3B12-42EB-A71C-92DF23C6A36D}">
   <ds:schemaRefs>
     <ds:schemaRef ds:uri="http://schemas.microsoft.com/office/2006/metadata/properties"/>
@@ -7324,15 +7452,15 @@
 </ds:datastoreItem>
 </file>
 
-<file path=customXml/itemProps2.xml><?xml version="1.0" encoding="utf-8"?>
-<ds:datastoreItem xmlns:ds="http://schemas.openxmlformats.org/officeDocument/2006/customXml" ds:itemID="{1EF956C6-2A7C-438B-ACF2-9A85252697A5}">
+<file path=customXml/itemProps3.xml><?xml version="1.0" encoding="utf-8"?>
+<ds:datastoreItem xmlns:ds="http://schemas.openxmlformats.org/officeDocument/2006/customXml" ds:itemID="{F5997309-FACA-442A-8A47-89BAD725A418}">
   <ds:schemaRefs>
-    <ds:schemaRef ds:uri="http://schemas.microsoft.com/sharepoint/v3/contenttype/forms"/>
+    <ds:schemaRef ds:uri="http://schemas.openxmlformats.org/officeDocument/2006/bibliography"/>
   </ds:schemaRefs>
 </ds:datastoreItem>
 </file>
 
-<file path=customXml/itemProps3.xml><?xml version="1.0" encoding="utf-8"?>
+<file path=customXml/itemProps4.xml><?xml version="1.0" encoding="utf-8"?>
 <ds:datastoreItem xmlns:ds="http://schemas.openxmlformats.org/officeDocument/2006/customXml" ds:itemID="{8E875218-91D6-4204-B3E1-4F4C6E078F42}">
   <ds:schemaRefs>
     <ds:schemaRef ds:uri="http://schemas.microsoft.com/office/2006/metadata/contentType"/>
@@ -7348,12 +7476,4 @@
     <ds:schemaRef ds:uri="http://schemas.microsoft.com/internal/obd"/>
   </ds:schemaRefs>
 </ds:datastoreItem>
-</file>
-
-<file path=customXml/itemProps4.xml><?xml version="1.0" encoding="utf-8"?>
-<ds:datastoreItem xmlns:ds="http://schemas.openxmlformats.org/officeDocument/2006/customXml" ds:itemID="{F5997309-FACA-442A-8A47-89BAD725A418}">
-  <ds:schemaRefs>
-    <ds:schemaRef ds:uri="http://schemas.openxmlformats.org/officeDocument/2006/bibliography"/>
-  </ds:schemaRefs>
-</ds:datastoreItem>
 </file>
--- a/EG 07-enums and Strings.docx
+++ b/EG 07-enums and Strings.docx
@@ -366,10 +366,7 @@
         <w:t>Ball</w:t>
       </w:r>
       <w:r>
-        <w:t xml:space="preserve"> class or in its own file</w:t>
-      </w:r>
-      <w:r>
-        <w:t xml:space="preserve"> </w:t>
+        <w:t xml:space="preserve"> class or in its own file </w:t>
       </w:r>
       <w:r>
         <w:t>with following values</w:t>
@@ -7273,25 +7270,6 @@
 </file>
 
 <file path=customXml/item1.xml><?xml version="1.0" encoding="utf-8"?>
-<?mso-contentType ?>
-<FormTemplates xmlns="http://schemas.microsoft.com/sharepoint/v3/contenttype/forms">
-  <Display>DocumentLibraryForm</Display>
-  <Edit>DocumentLibraryForm</Edit>
-  <New>DocumentLibraryForm</New>
-</FormTemplates>
-</file>
-
-<file path=customXml/item2.xml><?xml version="1.0" encoding="utf-8"?>
-<p:properties xmlns:p="http://schemas.microsoft.com/office/2006/metadata/properties" xmlns:xsi="http://www.w3.org/2001/XMLSchema-instance" xmlns:pc="http://schemas.microsoft.com/office/infopath/2007/PartnerControls">
-  <documentManagement/>
-</p:properties>
-</file>
-
-<file path=customXml/item3.xml><?xml version="1.0" encoding="utf-8"?>
-<b:Sources xmlns:b="http://schemas.openxmlformats.org/officeDocument/2006/bibliography" xmlns="http://schemas.openxmlformats.org/officeDocument/2006/bibliography" SelectedStyle="\APASixthEditionOfficeOnline.xsl" StyleName="APA" Version="6"/>
-</file>
-
-<file path=customXml/item4.xml><?xml version="1.0" encoding="utf-8"?>
 <ct:contentTypeSchema xmlns:ct="http://schemas.microsoft.com/office/2006/metadata/contentType" xmlns:ma="http://schemas.microsoft.com/office/2006/metadata/properties/metaAttributes" ct:_="" ma:_="" ma:contentTypeName="Document" ma:contentTypeID="0x010100074FAAA7972F9643A241C47A4640F77B" ma:contentTypeVersion="4" ma:contentTypeDescription="Create a new document." ma:contentTypeScope="" ma:versionID="beb1a33ce099b8336a535a8070a49028">
   <xsd:schema xmlns:xsd="http://www.w3.org/2001/XMLSchema" xmlns:xs="http://www.w3.org/2001/XMLSchema" xmlns:p="http://schemas.microsoft.com/office/2006/metadata/properties" xmlns:ns2="e3bcef54-3dd5-4c54-ac74-22a6c715abc5" targetNamespace="http://schemas.microsoft.com/office/2006/metadata/properties" ma:root="true" ma:fieldsID="39dc725c7e5b7c9c602767014e9452a2" ns2:_="">
     <xsd:import namespace="e3bcef54-3dd5-4c54-ac74-22a6c715abc5"/>
@@ -7435,32 +7413,26 @@
 </ct:contentTypeSchema>
 </file>
 
-<file path=customXml/itemProps1.xml><?xml version="1.0" encoding="utf-8"?>
-<ds:datastoreItem xmlns:ds="http://schemas.openxmlformats.org/officeDocument/2006/customXml" ds:itemID="{1EF956C6-2A7C-438B-ACF2-9A85252697A5}">
-  <ds:schemaRefs>
-    <ds:schemaRef ds:uri="http://schemas.microsoft.com/sharepoint/v3/contenttype/forms"/>
-  </ds:schemaRefs>
-</ds:datastoreItem>
+<file path=customXml/item2.xml><?xml version="1.0" encoding="utf-8"?>
+<b:Sources xmlns:b="http://schemas.openxmlformats.org/officeDocument/2006/bibliography" xmlns="http://schemas.openxmlformats.org/officeDocument/2006/bibliography" SelectedStyle="\APASixthEditionOfficeOnline.xsl" StyleName="APA" Version="6"/>
 </file>
 
-<file path=customXml/itemProps2.xml><?xml version="1.0" encoding="utf-8"?>
-<ds:datastoreItem xmlns:ds="http://schemas.openxmlformats.org/officeDocument/2006/customXml" ds:itemID="{6367B603-3B12-42EB-A71C-92DF23C6A36D}">
-  <ds:schemaRefs>
-    <ds:schemaRef ds:uri="http://schemas.microsoft.com/office/2006/metadata/properties"/>
-    <ds:schemaRef ds:uri="http://schemas.microsoft.com/office/infopath/2007/PartnerControls"/>
-  </ds:schemaRefs>
-</ds:datastoreItem>
+<file path=customXml/item3.xml><?xml version="1.0" encoding="utf-8"?>
+<p:properties xmlns:p="http://schemas.microsoft.com/office/2006/metadata/properties" xmlns:xsi="http://www.w3.org/2001/XMLSchema-instance" xmlns:pc="http://schemas.microsoft.com/office/infopath/2007/PartnerControls">
+  <documentManagement/>
+</p:properties>
 </file>
 
-<file path=customXml/itemProps3.xml><?xml version="1.0" encoding="utf-8"?>
-<ds:datastoreItem xmlns:ds="http://schemas.openxmlformats.org/officeDocument/2006/customXml" ds:itemID="{F5997309-FACA-442A-8A47-89BAD725A418}">
-  <ds:schemaRefs>
-    <ds:schemaRef ds:uri="http://schemas.openxmlformats.org/officeDocument/2006/bibliography"/>
-  </ds:schemaRefs>
-</ds:datastoreItem>
+<file path=customXml/item4.xml><?xml version="1.0" encoding="utf-8"?>
+<?mso-contentType ?>
+<FormTemplates xmlns="http://schemas.microsoft.com/sharepoint/v3/contenttype/forms">
+  <Display>DocumentLibraryForm</Display>
+  <Edit>DocumentLibraryForm</Edit>
+  <New>DocumentLibraryForm</New>
+</FormTemplates>
 </file>
 
-<file path=customXml/itemProps4.xml><?xml version="1.0" encoding="utf-8"?>
+<file path=customXml/itemProps1.xml><?xml version="1.0" encoding="utf-8"?>
 <ds:datastoreItem xmlns:ds="http://schemas.openxmlformats.org/officeDocument/2006/customXml" ds:itemID="{8E875218-91D6-4204-B3E1-4F4C6E078F42}">
   <ds:schemaRefs>
     <ds:schemaRef ds:uri="http://schemas.microsoft.com/office/2006/metadata/contentType"/>
@@ -7476,4 +7448,29 @@
     <ds:schemaRef ds:uri="http://schemas.microsoft.com/internal/obd"/>
   </ds:schemaRefs>
 </ds:datastoreItem>
+</file>
+
+<file path=customXml/itemProps2.xml><?xml version="1.0" encoding="utf-8"?>
+<ds:datastoreItem xmlns:ds="http://schemas.openxmlformats.org/officeDocument/2006/customXml" ds:itemID="{F5997309-FACA-442A-8A47-89BAD725A418}">
+  <ds:schemaRefs>
+    <ds:schemaRef ds:uri="http://schemas.openxmlformats.org/officeDocument/2006/bibliography"/>
+  </ds:schemaRefs>
+</ds:datastoreItem>
+</file>
+
+<file path=customXml/itemProps3.xml><?xml version="1.0" encoding="utf-8"?>
+<ds:datastoreItem xmlns:ds="http://schemas.openxmlformats.org/officeDocument/2006/customXml" ds:itemID="{6367B603-3B12-42EB-A71C-92DF23C6A36D}">
+  <ds:schemaRefs>
+    <ds:schemaRef ds:uri="http://schemas.microsoft.com/office/2006/metadata/properties"/>
+    <ds:schemaRef ds:uri="http://schemas.microsoft.com/office/infopath/2007/PartnerControls"/>
+  </ds:schemaRefs>
+</ds:datastoreItem>
+</file>
+
+<file path=customXml/itemProps4.xml><?xml version="1.0" encoding="utf-8"?>
+<ds:datastoreItem xmlns:ds="http://schemas.openxmlformats.org/officeDocument/2006/customXml" ds:itemID="{1EF956C6-2A7C-438B-ACF2-9A85252697A5}">
+  <ds:schemaRefs>
+    <ds:schemaRef ds:uri="http://schemas.microsoft.com/sharepoint/v3/contenttype/forms"/>
+  </ds:schemaRefs>
+</ds:datastoreItem>
 </file>